--- a/Fase 2/Evidencias Proyecto/Evidencias de documentación/Gestión/Plan del Proyecto.docx
+++ b/Fase 2/Evidencias Proyecto/Evidencias de documentación/Gestión/Plan del Proyecto.docx
@@ -288,7 +288,7 @@
           <w:lang w:val="es-ES"/>
         </w:rPr>
       </w:pPr>
-      <w:bookmarkStart w:id="0" w:name="_Toc244090473"/>
+      <w:bookmarkStart w:id="0" w:name="_Toc244092036"/>
       <w:r>
         <w:rPr>
           <w:rFonts w:eastAsia="Times New Roman"/>
@@ -358,7 +358,7 @@
         <w:rPr>
           <w:noProof/>
         </w:rPr>
-        <w:instrText xml:space="preserve"> PAGEREF _Toc244090473 \h </w:instrText>
+        <w:instrText xml:space="preserve"> PAGEREF _Toc244092036 \h </w:instrText>
       </w:r>
       <w:r>
         <w:rPr>
@@ -422,7 +422,7 @@
         <w:rPr>
           <w:noProof/>
         </w:rPr>
-        <w:instrText xml:space="preserve"> PAGEREF _Toc244090474 \h </w:instrText>
+        <w:instrText xml:space="preserve"> PAGEREF _Toc244092037 \h </w:instrText>
       </w:r>
       <w:r>
         <w:rPr>
@@ -486,7 +486,7 @@
         <w:rPr>
           <w:noProof/>
         </w:rPr>
-        <w:instrText xml:space="preserve"> PAGEREF _Toc244090475 \h </w:instrText>
+        <w:instrText xml:space="preserve"> PAGEREF _Toc244092038 \h </w:instrText>
       </w:r>
       <w:r>
         <w:rPr>
@@ -550,7 +550,7 @@
         <w:rPr>
           <w:noProof/>
         </w:rPr>
-        <w:instrText xml:space="preserve"> PAGEREF _Toc244090476 \h </w:instrText>
+        <w:instrText xml:space="preserve"> PAGEREF _Toc244092039 \h </w:instrText>
       </w:r>
       <w:r>
         <w:rPr>
@@ -614,7 +614,7 @@
         <w:rPr>
           <w:noProof/>
         </w:rPr>
-        <w:instrText xml:space="preserve"> PAGEREF _Toc244090477 \h </w:instrText>
+        <w:instrText xml:space="preserve"> PAGEREF _Toc244092040 \h </w:instrText>
       </w:r>
       <w:r>
         <w:rPr>
@@ -678,7 +678,7 @@
         <w:rPr>
           <w:noProof/>
         </w:rPr>
-        <w:instrText xml:space="preserve"> PAGEREF _Toc244090478 \h </w:instrText>
+        <w:instrText xml:space="preserve"> PAGEREF _Toc244092041 \h </w:instrText>
       </w:r>
       <w:r>
         <w:rPr>
@@ -742,7 +742,7 @@
         <w:rPr>
           <w:noProof/>
         </w:rPr>
-        <w:instrText xml:space="preserve"> PAGEREF _Toc244090479 \h </w:instrText>
+        <w:instrText xml:space="preserve"> PAGEREF _Toc244092042 \h </w:instrText>
       </w:r>
       <w:r>
         <w:rPr>
@@ -806,7 +806,7 @@
         <w:rPr>
           <w:noProof/>
         </w:rPr>
-        <w:instrText xml:space="preserve"> PAGEREF _Toc244090480 \h </w:instrText>
+        <w:instrText xml:space="preserve"> PAGEREF _Toc244092043 \h </w:instrText>
       </w:r>
       <w:r>
         <w:rPr>
@@ -870,7 +870,7 @@
         <w:rPr>
           <w:noProof/>
         </w:rPr>
-        <w:instrText xml:space="preserve"> PAGEREF _Toc244090481 \h </w:instrText>
+        <w:instrText xml:space="preserve"> PAGEREF _Toc244092044 \h </w:instrText>
       </w:r>
       <w:r>
         <w:rPr>
@@ -934,7 +934,7 @@
         <w:rPr>
           <w:noProof/>
         </w:rPr>
-        <w:instrText xml:space="preserve"> PAGEREF _Toc244090482 \h </w:instrText>
+        <w:instrText xml:space="preserve"> PAGEREF _Toc244092045 \h </w:instrText>
       </w:r>
       <w:r>
         <w:rPr>
@@ -998,7 +998,7 @@
         <w:rPr>
           <w:noProof/>
         </w:rPr>
-        <w:instrText xml:space="preserve"> PAGEREF _Toc244090483 \h </w:instrText>
+        <w:instrText xml:space="preserve"> PAGEREF _Toc244092046 \h </w:instrText>
       </w:r>
       <w:r>
         <w:rPr>
@@ -1062,7 +1062,7 @@
         <w:rPr>
           <w:noProof/>
         </w:rPr>
-        <w:instrText xml:space="preserve"> PAGEREF _Toc244090484 \h </w:instrText>
+        <w:instrText xml:space="preserve"> PAGEREF _Toc244092047 \h </w:instrText>
       </w:r>
       <w:r>
         <w:rPr>
@@ -1126,7 +1126,7 @@
         <w:rPr>
           <w:noProof/>
         </w:rPr>
-        <w:instrText xml:space="preserve"> PAGEREF _Toc244090485 \h </w:instrText>
+        <w:instrText xml:space="preserve"> PAGEREF _Toc244092048 \h </w:instrText>
       </w:r>
       <w:r>
         <w:rPr>
@@ -1190,7 +1190,7 @@
         <w:rPr>
           <w:noProof/>
         </w:rPr>
-        <w:instrText xml:space="preserve"> PAGEREF _Toc244090486 \h </w:instrText>
+        <w:instrText xml:space="preserve"> PAGEREF _Toc244092049 \h </w:instrText>
       </w:r>
       <w:r>
         <w:rPr>
@@ -1254,7 +1254,7 @@
         <w:rPr>
           <w:noProof/>
         </w:rPr>
-        <w:instrText xml:space="preserve"> PAGEREF _Toc244090487 \h </w:instrText>
+        <w:instrText xml:space="preserve"> PAGEREF _Toc244092050 \h </w:instrText>
       </w:r>
       <w:r>
         <w:rPr>
@@ -1318,7 +1318,7 @@
         <w:rPr>
           <w:noProof/>
         </w:rPr>
-        <w:instrText xml:space="preserve"> PAGEREF _Toc244090488 \h </w:instrText>
+        <w:instrText xml:space="preserve"> PAGEREF _Toc244092051 \h </w:instrText>
       </w:r>
       <w:r>
         <w:rPr>
@@ -1382,7 +1382,7 @@
         <w:rPr>
           <w:noProof/>
         </w:rPr>
-        <w:instrText xml:space="preserve"> PAGEREF _Toc244090489 \h </w:instrText>
+        <w:instrText xml:space="preserve"> PAGEREF _Toc244092052 \h </w:instrText>
       </w:r>
       <w:r>
         <w:rPr>
@@ -1446,7 +1446,7 @@
         <w:rPr>
           <w:noProof/>
         </w:rPr>
-        <w:instrText xml:space="preserve"> PAGEREF _Toc244090490 \h </w:instrText>
+        <w:instrText xml:space="preserve"> PAGEREF _Toc244092053 \h </w:instrText>
       </w:r>
       <w:r>
         <w:rPr>
@@ -1510,7 +1510,7 @@
         <w:rPr>
           <w:noProof/>
         </w:rPr>
-        <w:instrText xml:space="preserve"> PAGEREF _Toc244090491 \h </w:instrText>
+        <w:instrText xml:space="preserve"> PAGEREF _Toc244092054 \h </w:instrText>
       </w:r>
       <w:r>
         <w:rPr>
@@ -1574,7 +1574,7 @@
         <w:rPr>
           <w:noProof/>
         </w:rPr>
-        <w:instrText xml:space="preserve"> PAGEREF _Toc244090492 \h </w:instrText>
+        <w:instrText xml:space="preserve"> PAGEREF _Toc244092055 \h </w:instrText>
       </w:r>
       <w:r>
         <w:rPr>
@@ -1638,7 +1638,7 @@
         <w:rPr>
           <w:noProof/>
         </w:rPr>
-        <w:instrText xml:space="preserve"> PAGEREF _Toc244090493 \h </w:instrText>
+        <w:instrText xml:space="preserve"> PAGEREF _Toc244092056 \h </w:instrText>
       </w:r>
       <w:r>
         <w:rPr>
@@ -1702,7 +1702,7 @@
         <w:rPr>
           <w:noProof/>
         </w:rPr>
-        <w:instrText xml:space="preserve"> PAGEREF _Toc244090494 \h </w:instrText>
+        <w:instrText xml:space="preserve"> PAGEREF _Toc244092057 \h </w:instrText>
       </w:r>
       <w:r>
         <w:rPr>
@@ -1762,7 +1762,7 @@
         </w:rPr>
         <w:br w:type="page"/>
       </w:r>
-      <w:bookmarkStart w:id="1" w:name="_Toc244090474"/>
+      <w:bookmarkStart w:id="1" w:name="_Toc244092037"/>
       <w:r>
         <w:rPr>
           <w:rFonts w:eastAsia="Times New Roman"/>
@@ -1776,6 +1776,7 @@
     <w:tbl>
       <w:tblPr>
         <w:tblW w:w="9406" w:type="dxa"/>
+        <w:tblInd w:w="-8" w:type="dxa"/>
         <w:tblLayout w:type="fixed"/>
         <w:tblCellMar>
           <w:top w:w="15" w:type="dxa"/>
@@ -2154,7 +2155,7 @@
           <w:lang w:val="es-ES"/>
         </w:rPr>
       </w:pPr>
-      <w:bookmarkStart w:id="2" w:name="_Toc244090475"/>
+      <w:bookmarkStart w:id="2" w:name="_Toc244092038"/>
       <w:r>
         <w:rPr>
           <w:rFonts w:eastAsia="Times New Roman"/>
@@ -2189,7 +2190,7 @@
           <w:lang w:val="es-ES"/>
         </w:rPr>
       </w:pPr>
-      <w:bookmarkStart w:id="3" w:name="_Toc244090476"/>
+      <w:bookmarkStart w:id="3" w:name="_Toc244092039"/>
       <w:r>
         <w:rPr>
           <w:rFonts w:eastAsia="Times New Roman"/>
@@ -2202,6 +2203,7 @@
     <w:tbl>
       <w:tblPr>
         <w:tblW w:w="9406" w:type="dxa"/>
+        <w:tblInd w:w="-8" w:type="dxa"/>
         <w:tblLayout w:type="fixed"/>
         <w:tblCellMar>
           <w:top w:w="15" w:type="dxa"/>
@@ -2547,7 +2549,7 @@
           <w:lang w:val="es-ES"/>
         </w:rPr>
       </w:pPr>
-      <w:bookmarkStart w:id="4" w:name="_Toc244090477"/>
+      <w:bookmarkStart w:id="4" w:name="_Toc244092040"/>
       <w:r>
         <w:rPr>
           <w:rFonts w:eastAsia="Times New Roman"/>
@@ -2623,7 +2625,7 @@
           <w:lang w:val="es-ES"/>
         </w:rPr>
       </w:pPr>
-      <w:bookmarkStart w:id="5" w:name="_Toc244090478"/>
+      <w:bookmarkStart w:id="5" w:name="_Toc244092041"/>
       <w:r>
         <w:rPr>
           <w:rFonts w:eastAsia="Times New Roman"/>
@@ -2725,7 +2727,7 @@
           <w:lang w:val="es-ES"/>
         </w:rPr>
       </w:pPr>
-      <w:bookmarkStart w:id="6" w:name="_Toc244090479"/>
+      <w:bookmarkStart w:id="6" w:name="_Toc244092042"/>
       <w:r>
         <w:rPr>
           <w:rFonts w:eastAsia="Times New Roman"/>
@@ -2760,7 +2762,7 @@
           <w:lang w:val="es-ES"/>
         </w:rPr>
       </w:pPr>
-      <w:bookmarkStart w:id="7" w:name="_Toc244090480"/>
+      <w:bookmarkStart w:id="7" w:name="_Toc244092043"/>
       <w:r>
         <w:rPr>
           <w:rFonts w:eastAsia="Times New Roman"/>
@@ -2773,6 +2775,7 @@
     <w:tbl>
       <w:tblPr>
         <w:tblW w:w="9406" w:type="dxa"/>
+        <w:tblInd w:w="-8" w:type="dxa"/>
         <w:tblLayout w:type="fixed"/>
         <w:tblCellMar>
           <w:top w:w="15" w:type="dxa"/>
@@ -3377,7 +3380,7 @@
           <w:lang w:val="es-ES"/>
         </w:rPr>
       </w:pPr>
-      <w:bookmarkStart w:id="8" w:name="_Toc244090481"/>
+      <w:bookmarkStart w:id="8" w:name="_Toc244092044"/>
       <w:r>
         <w:rPr>
           <w:rFonts w:eastAsia="Times New Roman"/>
@@ -3406,6 +3409,7 @@
     <w:tbl>
       <w:tblPr>
         <w:tblW w:w="9406" w:type="dxa"/>
+        <w:tblInd w:w="-8" w:type="dxa"/>
         <w:tblLayout w:type="fixed"/>
         <w:tblCellMar>
           <w:top w:w="15" w:type="dxa"/>
@@ -3973,7 +3977,7 @@
           <w:lang w:val="es-ES"/>
         </w:rPr>
       </w:pPr>
-      <w:bookmarkStart w:id="9" w:name="_Toc244090482"/>
+      <w:bookmarkStart w:id="9" w:name="_Toc244092045"/>
       <w:r>
         <w:rPr>
           <w:rFonts w:eastAsia="Times New Roman"/>
@@ -3996,24 +4000,7 @@
           <w:szCs w:val="22"/>
           <w:lang w:val="es-ES"/>
         </w:rPr>
-        <w:t xml:space="preserve">Al ser un proyecto académico, la mano de obra se valoriza en horas hombre simuladas. Los costos reales corresponden a la infraestructura en la nube: Cloud Run (se cobra por uso; con escala a cero, el sitio no genera costo mientras no se usa), Cloud SQL (instancia de base de datos), Secret Manager y el dominio web cuando se contrate. El monto mensual se obtiene de la facturación de Google Cloud del proyecto hidropura-web </w:t>
-      </w:r>
-      <w:r>
-        <w:rPr>
-          <w:b/>
-          <w:bCs/>
-          <w:color w:val="9A3412"/>
-          <w:szCs w:val="22"/>
-          <w:lang w:val="es-ES"/>
-        </w:rPr>
-        <w:t>[confirmar]</w:t>
-      </w:r>
-      <w:r>
-        <w:rPr>
-          <w:szCs w:val="22"/>
-          <w:lang w:val="es-ES"/>
-        </w:rPr>
-        <w:t>.</w:t>
+        <w:t>Al ser un proyecto académico, la mano de obra se valoriza en horas hombre simuladas. Los costos reales corresponden a la infraestructura en la nube: Cloud Run (se cobra por uso; con escala a cero, el sitio no genera costo mientras no se usa), Cloud SQL (instancia de base de datos), Secret Manager y el dominio web cuando se contrate. El monto mensual se obtiene de la facturación de Google Cloud del proyecto hidropura-web.</w:t>
       </w:r>
     </w:p>
     <w:p>
@@ -4025,7 +4012,7 @@
           <w:lang w:val="es-ES"/>
         </w:rPr>
       </w:pPr>
-      <w:bookmarkStart w:id="10" w:name="_Toc244090483"/>
+      <w:bookmarkStart w:id="10" w:name="_Toc244092046"/>
       <w:r>
         <w:rPr>
           <w:rFonts w:eastAsia="Times New Roman"/>
@@ -4038,6 +4025,7 @@
     <w:tbl>
       <w:tblPr>
         <w:tblW w:w="9406" w:type="dxa"/>
+        <w:tblInd w:w="-8" w:type="dxa"/>
         <w:tblLayout w:type="fixed"/>
         <w:tblCellMar>
           <w:top w:w="15" w:type="dxa"/>
@@ -5132,7 +5120,7 @@
           <w:lang w:val="es-ES"/>
         </w:rPr>
       </w:pPr>
-      <w:bookmarkStart w:id="11" w:name="_Toc244090484"/>
+      <w:bookmarkStart w:id="11" w:name="_Toc244092047"/>
       <w:r>
         <w:rPr>
           <w:rFonts w:eastAsia="Times New Roman"/>
@@ -5880,7 +5868,7 @@
           <w:lang w:val="es-ES"/>
         </w:rPr>
       </w:pPr>
-      <w:bookmarkStart w:id="12" w:name="_Toc244090485"/>
+      <w:bookmarkStart w:id="12" w:name="_Toc244092048"/>
       <w:r>
         <w:rPr>
           <w:rFonts w:eastAsia="Times New Roman"/>
@@ -5915,7 +5903,7 @@
           <w:lang w:val="es-ES"/>
         </w:rPr>
       </w:pPr>
-      <w:bookmarkStart w:id="13" w:name="_Toc244090486"/>
+      <w:bookmarkStart w:id="13" w:name="_Toc244092049"/>
       <w:r>
         <w:rPr>
           <w:rFonts w:eastAsia="Times New Roman"/>
@@ -6054,7 +6042,7 @@
           <w:lang w:val="es-ES"/>
         </w:rPr>
       </w:pPr>
-      <w:bookmarkStart w:id="14" w:name="_Toc244090487"/>
+      <w:bookmarkStart w:id="14" w:name="_Toc244092050"/>
       <w:r>
         <w:rPr>
           <w:rFonts w:eastAsia="Times New Roman"/>
@@ -6081,10 +6069,10 @@
           <w:lang w:val="es-ES"/>
         </w:rPr>
         <w:drawing>
-          <wp:inline distT="0" distB="0" distL="0" distR="0" wp14:anchorId="131D8E4B" wp14:editId="401E68AD">
+          <wp:inline distT="0" distB="0" distL="0" distR="0" wp14:anchorId="6D3B6CB5" wp14:editId="03EDA334">
             <wp:extent cx="5905500" cy="3957300"/>
             <wp:effectExtent l="0" t="0" r="0" b="5715"/>
-            <wp:docPr id="670312992" name="Imagen 1"/>
+            <wp:docPr id="2083929256" name="Imagen 1"/>
             <wp:cNvGraphicFramePr>
               <a:graphicFrameLocks xmlns:a="http://schemas.openxmlformats.org/drawingml/2006/main" noChangeAspect="1"/>
             </wp:cNvGraphicFramePr>
@@ -6092,7 +6080,7 @@
               <a:graphicData uri="http://schemas.openxmlformats.org/drawingml/2006/picture">
                 <pic:pic xmlns:pic="http://schemas.openxmlformats.org/drawingml/2006/picture">
                   <pic:nvPicPr>
-                    <pic:cNvPr id="670312992" name=""/>
+                    <pic:cNvPr id="2083929256" name=""/>
                     <pic:cNvPicPr/>
                   </pic:nvPicPr>
                   <pic:blipFill>
@@ -6146,7 +6134,7 @@
           <w:lang w:val="es-ES"/>
         </w:rPr>
       </w:pPr>
-      <w:bookmarkStart w:id="15" w:name="_Toc244090488"/>
+      <w:bookmarkStart w:id="15" w:name="_Toc244092051"/>
       <w:r>
         <w:rPr>
           <w:rFonts w:eastAsia="Times New Roman"/>
@@ -6636,24 +6624,7 @@
           <w:szCs w:val="22"/>
           <w:lang w:val="es-ES"/>
         </w:rPr>
-        <w:t xml:space="preserve"> </w:t>
-      </w:r>
-      <w:r>
-        <w:rPr>
-          <w:b/>
-          <w:bCs/>
-          <w:color w:val="9A3412"/>
-          <w:szCs w:val="22"/>
-          <w:lang w:val="es-ES"/>
-        </w:rPr>
-        <w:t>[confirmar]</w:t>
-      </w:r>
-      <w:r>
-        <w:rPr>
-          <w:szCs w:val="22"/>
-          <w:lang w:val="es-ES"/>
-        </w:rPr>
-        <w:t>:</w:t>
+        <w:t xml:space="preserve"> (confirmada por el equipo el 28-10-2026):</w:t>
       </w:r>
     </w:p>
     <w:tbl>
@@ -6959,7 +6930,7 @@
           <w:lang w:val="es-ES"/>
         </w:rPr>
       </w:pPr>
-      <w:bookmarkStart w:id="16" w:name="_Toc244090489"/>
+      <w:bookmarkStart w:id="16" w:name="_Toc244092052"/>
       <w:r>
         <w:rPr>
           <w:rFonts w:eastAsia="Times New Roman"/>
@@ -7450,24 +7421,7 @@
           <w:szCs w:val="22"/>
           <w:lang w:val="es-ES"/>
         </w:rPr>
-        <w:t xml:space="preserve"> </w:t>
-      </w:r>
-      <w:r>
-        <w:rPr>
-          <w:b/>
-          <w:bCs/>
-          <w:color w:val="9A3412"/>
-          <w:szCs w:val="22"/>
-          <w:lang w:val="es-ES"/>
-        </w:rPr>
-        <w:t>[confirmar]</w:t>
-      </w:r>
-      <w:r>
-        <w:rPr>
-          <w:szCs w:val="22"/>
-          <w:lang w:val="es-ES"/>
-        </w:rPr>
-        <w:t>:</w:t>
+        <w:t xml:space="preserve"> (confirmada por el equipo el 28-10-2026):</w:t>
       </w:r>
     </w:p>
     <w:tbl>
@@ -7839,7 +7793,7 @@
           <w:lang w:val="es-ES"/>
         </w:rPr>
       </w:pPr>
-      <w:bookmarkStart w:id="17" w:name="_Toc244090490"/>
+      <w:bookmarkStart w:id="17" w:name="_Toc244092053"/>
       <w:r>
         <w:rPr>
           <w:rFonts w:eastAsia="Times New Roman"/>
@@ -8712,7 +8666,7 @@
           <w:lang w:val="es-ES"/>
         </w:rPr>
       </w:pPr>
-      <w:bookmarkStart w:id="18" w:name="_Toc244090491"/>
+      <w:bookmarkStart w:id="18" w:name="_Toc244092054"/>
       <w:r>
         <w:rPr>
           <w:rFonts w:eastAsia="Times New Roman"/>
@@ -8747,7 +8701,7 @@
           <w:lang w:val="es-ES"/>
         </w:rPr>
       </w:pPr>
-      <w:bookmarkStart w:id="19" w:name="_Toc244090492"/>
+      <w:bookmarkStart w:id="19" w:name="_Toc244092055"/>
       <w:r>
         <w:rPr>
           <w:rFonts w:eastAsia="Times New Roman"/>
@@ -9722,7 +9676,7 @@
           <w:lang w:val="es-ES"/>
         </w:rPr>
       </w:pPr>
-      <w:bookmarkStart w:id="20" w:name="_Toc244090493"/>
+      <w:bookmarkStart w:id="20" w:name="_Toc244092056"/>
       <w:r>
         <w:rPr>
           <w:rFonts w:eastAsia="Times New Roman"/>
@@ -9757,7 +9711,7 @@
           <w:lang w:val="es-ES"/>
         </w:rPr>
       </w:pPr>
-      <w:bookmarkStart w:id="21" w:name="_Toc244090494"/>
+      <w:bookmarkStart w:id="21" w:name="_Toc244092057"/>
       <w:r>
         <w:rPr>
           <w:rFonts w:eastAsia="Times New Roman"/>
@@ -9995,9 +9949,9 @@
 <file path=word/numbering.xml><?xml version="1.0" encoding="utf-8"?>
 <w:numbering xmlns:wpc="http://schemas.microsoft.com/office/word/2010/wordprocessingCanvas" xmlns:cx="http://schemas.microsoft.com/office/drawing/2014/chartex" xmlns:cx1="http://schemas.microsoft.com/office/drawing/2015/9/8/chartex" xmlns:cx2="http://schemas.microsoft.com/office/drawing/2015/10/21/chartex" xmlns:cx3="http://schemas.microsoft.com/office/drawing/2016/5/9/chartex" xmlns:cx4="http://schemas.microsoft.com/office/drawing/2016/5/10/chartex" xmlns:cx5="http://schemas.microsoft.com/office/drawing/2016/5/11/chartex" xmlns:cx6="http://schemas.microsoft.com/office/drawing/2016/5/12/chartex" xmlns:cx7="http://schemas.microsoft.com/office/drawing/2016/5/13/chartex" xmlns:cx8="http://schemas.microsoft.com/office/drawing/2016/5/14/chartex" xmlns:mc="http://schemas.openxmlformats.org/markup-compatibility/2006" xmlns:aink="http://schemas.microsoft.com/office/drawing/2016/ink" xmlns:am3d="http://schemas.microsoft.com/office/drawing/2017/model3d" xmlns:o="urn:schemas-microsoft-com:office:office" xmlns:oel="http://schemas.microsoft.com/office/2019/extlst" xmlns:r="http://schemas.openxmlformats.org/officeDocument/2006/relationships" xmlns:m="http://schemas.openxmlformats.org/officeDocument/2006/math" xmlns:v="urn:schemas-microsoft-com:vml" xmlns:wp14="http://schemas.microsoft.com/office/word/2010/wordprocessingDrawing" xmlns:wp="http://schemas.openxmlformats.org/drawingml/2006/wordprocessingDrawing" xmlns:w10="urn:schemas-microsoft-com:office:word" xmlns:w="http://schemas.openxmlformats.org/wordprocessingml/2006/main" xmlns:w14="http://schemas.microsoft.com/office/word/2010/wordml" xmlns:w15="http://schemas.microsoft.com/office/word/2012/wordml" xmlns:w16cex="http://schemas.microsoft.com/office/word/2018/wordml/cex" xmlns:w16cid="http://schemas.microsoft.com/office/word/2016/wordml/cid" xmlns:w16="http://schemas.microsoft.com/office/word/2018/wordml" xmlns:w16du="http://schemas.microsoft.com/office/word/2023/wordml/word16du" xmlns:w16sdtdh="http://schemas.microsoft.com/office/word/2020/wordml/sdtdatahash" xmlns:w16sdtfl="http://schemas.microsoft.com/office/word/2024/wordml/sdtformatlock" xmlns:w16se="http://schemas.microsoft.com/office/word/2015/wordml/symex" xmlns:wpg="http://schemas.microsoft.com/office/word/2010/wordprocessingGroup" xmlns:wpi="http://schemas.microsoft.com/office/word/2010/wordprocessingInk" xmlns:wne="http://schemas.microsoft.com/office/word/2006/wordml" xmlns:wps="http://schemas.microsoft.com/office/word/2010/wordprocessingShape" mc:Ignorable="w14 w15 w16se w16cid w16 w16cex w16sdtdh w16sdtfl w16du wp14">
   <w:abstractNum w:abstractNumId="0" w15:restartNumberingAfterBreak="0">
-    <w:nsid w:val="0BAC0942"/>
+    <w:nsid w:val="024D75EE"/>
     <w:multiLevelType w:val="multilevel"/>
-    <w:tmpl w:val="B906BEFA"/>
+    <w:tmpl w:val="F9142C70"/>
     <w:lvl w:ilvl="0">
       <w:start w:val="1"/>
       <w:numFmt w:val="bullet"/>
@@ -10144,9 +10098,9 @@
     </w:lvl>
   </w:abstractNum>
   <w:abstractNum w:abstractNumId="1" w15:restartNumberingAfterBreak="0">
-    <w:nsid w:val="2A071371"/>
+    <w:nsid w:val="03CA14A1"/>
     <w:multiLevelType w:val="multilevel"/>
-    <w:tmpl w:val="1E3A141C"/>
+    <w:tmpl w:val="0CACA2D8"/>
     <w:lvl w:ilvl="0">
       <w:start w:val="1"/>
       <w:numFmt w:val="bullet"/>
@@ -10293,9 +10247,9 @@
     </w:lvl>
   </w:abstractNum>
   <w:abstractNum w:abstractNumId="2" w15:restartNumberingAfterBreak="0">
-    <w:nsid w:val="31DF6675"/>
+    <w:nsid w:val="06C31EA3"/>
     <w:multiLevelType w:val="multilevel"/>
-    <w:tmpl w:val="B41AD3DC"/>
+    <w:tmpl w:val="F6E68BC6"/>
     <w:lvl w:ilvl="0">
       <w:start w:val="1"/>
       <w:numFmt w:val="bullet"/>
@@ -10442,9 +10396,9 @@
     </w:lvl>
   </w:abstractNum>
   <w:abstractNum w:abstractNumId="3" w15:restartNumberingAfterBreak="0">
-    <w:nsid w:val="37835F76"/>
+    <w:nsid w:val="25600FDE"/>
     <w:multiLevelType w:val="multilevel"/>
-    <w:tmpl w:val="EC26F782"/>
+    <w:tmpl w:val="CC684630"/>
     <w:lvl w:ilvl="0">
       <w:start w:val="1"/>
       <w:numFmt w:val="bullet"/>
@@ -10591,9 +10545,9 @@
     </w:lvl>
   </w:abstractNum>
   <w:abstractNum w:abstractNumId="4" w15:restartNumberingAfterBreak="0">
-    <w:nsid w:val="440538F7"/>
+    <w:nsid w:val="34974E84"/>
     <w:multiLevelType w:val="multilevel"/>
-    <w:tmpl w:val="E89E8062"/>
+    <w:tmpl w:val="E3A2824E"/>
     <w:lvl w:ilvl="0">
       <w:start w:val="1"/>
       <w:numFmt w:val="bullet"/>
@@ -10740,9 +10694,9 @@
     </w:lvl>
   </w:abstractNum>
   <w:abstractNum w:abstractNumId="5" w15:restartNumberingAfterBreak="0">
-    <w:nsid w:val="5D44422D"/>
+    <w:nsid w:val="49ED3D56"/>
     <w:multiLevelType w:val="multilevel"/>
-    <w:tmpl w:val="132AA5D8"/>
+    <w:tmpl w:val="957C6310"/>
     <w:lvl w:ilvl="0">
       <w:start w:val="1"/>
       <w:numFmt w:val="bullet"/>
@@ -10889,9 +10843,9 @@
     </w:lvl>
   </w:abstractNum>
   <w:abstractNum w:abstractNumId="6" w15:restartNumberingAfterBreak="0">
-    <w:nsid w:val="5D5A059E"/>
+    <w:nsid w:val="7CB91E91"/>
     <w:multiLevelType w:val="multilevel"/>
-    <w:tmpl w:val="82464FEA"/>
+    <w:tmpl w:val="048E2856"/>
     <w:lvl w:ilvl="0">
       <w:start w:val="1"/>
       <w:numFmt w:val="bullet"/>
@@ -11037,26 +10991,26 @@
       </w:rPr>
     </w:lvl>
   </w:abstractNum>
-  <w:num w:numId="1" w16cid:durableId="1472286170">
+  <w:num w:numId="1" w16cid:durableId="1730763627">
+    <w:abstractNumId w:val="6"/>
+  </w:num>
+  <w:num w:numId="2" w16cid:durableId="148524590">
+    <w:abstractNumId w:val="3"/>
+  </w:num>
+  <w:num w:numId="3" w16cid:durableId="542406099">
+    <w:abstractNumId w:val="0"/>
+  </w:num>
+  <w:num w:numId="4" w16cid:durableId="1626042847">
+    <w:abstractNumId w:val="1"/>
+  </w:num>
+  <w:num w:numId="5" w16cid:durableId="1814980829">
+    <w:abstractNumId w:val="5"/>
+  </w:num>
+  <w:num w:numId="6" w16cid:durableId="937980171">
     <w:abstractNumId w:val="4"/>
   </w:num>
-  <w:num w:numId="2" w16cid:durableId="266621402">
-    <w:abstractNumId w:val="0"/>
-  </w:num>
-  <w:num w:numId="3" w16cid:durableId="1811362948">
-    <w:abstractNumId w:val="5"/>
-  </w:num>
-  <w:num w:numId="4" w16cid:durableId="296306100">
-    <w:abstractNumId w:val="6"/>
-  </w:num>
-  <w:num w:numId="5" w16cid:durableId="2133671607">
-    <w:abstractNumId w:val="1"/>
-  </w:num>
-  <w:num w:numId="6" w16cid:durableId="490683346">
+  <w:num w:numId="7" w16cid:durableId="1696542865">
     <w:abstractNumId w:val="2"/>
-  </w:num>
-  <w:num w:numId="7" w16cid:durableId="2128501026">
-    <w:abstractNumId w:val="3"/>
   </w:num>
 </w:numbering>
 </file>
@@ -11510,7 +11464,7 @@
     <w:semiHidden/>
     <w:unhideWhenUsed/>
     <w:qFormat/>
-    <w:rsid w:val="00EF14AF"/>
+    <w:rsid w:val="00A174F1"/>
     <w:pPr>
       <w:keepNext/>
       <w:keepLines/>
@@ -11635,7 +11589,7 @@
     <w:link w:val="Ttulo3"/>
     <w:uiPriority w:val="9"/>
     <w:semiHidden/>
-    <w:rsid w:val="00EF14AF"/>
+    <w:rsid w:val="00A174F1"/>
     <w:rPr>
       <w:rFonts w:ascii="Arial" w:eastAsiaTheme="majorEastAsia" w:hAnsi="Arial" w:cs="Arial"/>
       <w:b/>
@@ -11651,7 +11605,7 @@
     <w:autoRedefine/>
     <w:uiPriority w:val="39"/>
     <w:unhideWhenUsed/>
-    <w:rsid w:val="00EF14AF"/>
+    <w:rsid w:val="00A174F1"/>
     <w:pPr>
       <w:spacing w:after="100"/>
     </w:pPr>
@@ -11663,7 +11617,7 @@
     <w:autoRedefine/>
     <w:uiPriority w:val="39"/>
     <w:unhideWhenUsed/>
-    <w:rsid w:val="00EF14AF"/>
+    <w:rsid w:val="00A174F1"/>
     <w:pPr>
       <w:spacing w:after="100"/>
       <w:ind w:left="220"/>
@@ -11675,7 +11629,7 @@
     <w:link w:val="EncabezadoCar"/>
     <w:uiPriority w:val="99"/>
     <w:unhideWhenUsed/>
-    <w:rsid w:val="00EF14AF"/>
+    <w:rsid w:val="00A174F1"/>
     <w:pPr>
       <w:tabs>
         <w:tab w:val="center" w:pos="4419"/>
@@ -11689,7 +11643,7 @@
     <w:basedOn w:val="Fuentedeprrafopredeter"/>
     <w:link w:val="Encabezado"/>
     <w:uiPriority w:val="99"/>
-    <w:rsid w:val="00EF14AF"/>
+    <w:rsid w:val="00A174F1"/>
     <w:rPr>
       <w:rFonts w:ascii="Arial" w:eastAsiaTheme="minorEastAsia" w:hAnsi="Arial" w:cs="Arial"/>
       <w:sz w:val="22"/>
@@ -11702,7 +11656,7 @@
     <w:link w:val="PiedepginaCar"/>
     <w:uiPriority w:val="99"/>
     <w:unhideWhenUsed/>
-    <w:rsid w:val="00EF14AF"/>
+    <w:rsid w:val="00A174F1"/>
     <w:pPr>
       <w:tabs>
         <w:tab w:val="center" w:pos="4419"/>
@@ -11716,7 +11670,7 @@
     <w:basedOn w:val="Fuentedeprrafopredeter"/>
     <w:link w:val="Piedepgina"/>
     <w:uiPriority w:val="99"/>
-    <w:rsid w:val="00EF14AF"/>
+    <w:rsid w:val="00A174F1"/>
     <w:rPr>
       <w:rFonts w:ascii="Arial" w:eastAsiaTheme="minorEastAsia" w:hAnsi="Arial" w:cs="Arial"/>
       <w:sz w:val="22"/>
@@ -11729,7 +11683,7 @@
     <w:uiPriority w:val="99"/>
     <w:semiHidden/>
     <w:unhideWhenUsed/>
-    <w:rsid w:val="00EF14AF"/>
+    <w:rsid w:val="00A174F1"/>
   </w:style>
 </w:styles>
 </file>
